--- a/Documents/SCI_SE_06.ProjectDatabase.docx
+++ b/Documents/SCI_SE_06.ProjectDatabase.docx
@@ -2418,12 +2418,6 @@
             <w:insideH w:val="single" w:color="auto" w:sz="4" w:space="0"/>
             <w:insideV w:val="single" w:color="auto" w:sz="4" w:space="0"/>
           </w:tblBorders>
-          <w:tblCellMar>
-            <w:top w:w="0" w:type="dxa"/>
-            <w:left w:w="108" w:type="dxa"/>
-            <w:bottom w:w="0" w:type="dxa"/>
-            <w:right w:w="108" w:type="dxa"/>
-          </w:tblCellMar>
         </w:tblPrEx>
         <w:tc>
           <w:tcPr>
@@ -2606,8 +2600,6 @@
               </w:rPr>
               <w:t>Nguyễn Đức Trí</w:t>
             </w:r>
-            <w:bookmarkStart w:id="9" w:name="_GoBack"/>
-            <w:bookmarkEnd w:id="9"/>
           </w:p>
         </w:tc>
       </w:tr>
@@ -5640,6 +5632,68 @@
     </w:p>
     <w:p>
       <w:pPr>
+        <w:pStyle w:val="15"/>
+        <w:numPr>
+          <w:numId w:val="0"/>
+        </w:numPr>
+        <w:spacing w:line="360" w:lineRule="auto"/>
+        <w:contextualSpacing/>
+        <w:jc w:val="both"/>
+        <w:rPr>
+          <w:rFonts w:ascii="Times New Roman" w:hAnsi="Times New Roman" w:cs="Times New Roman"/>
+          <w:sz w:val="26"/>
+          <w:szCs w:val="26"/>
+          <w:lang w:val="vi-VN"/>
+        </w:rPr>
+      </w:pPr>
+      <w:r>
+        <w:drawing>
+          <wp:inline distT="0" distB="0" distL="114300" distR="114300">
+            <wp:extent cx="5754370" cy="4091305"/>
+            <wp:effectExtent l="0" t="0" r="6350" b="8255"/>
+            <wp:docPr id="4" name="Picture 2"/>
+            <wp:cNvGraphicFramePr>
+              <a:graphicFrameLocks xmlns:a="http://schemas.openxmlformats.org/drawingml/2006/main" noChangeAspect="1"/>
+            </wp:cNvGraphicFramePr>
+            <a:graphic xmlns:a="http://schemas.openxmlformats.org/drawingml/2006/main">
+              <a:graphicData uri="http://schemas.openxmlformats.org/drawingml/2006/picture">
+                <pic:pic xmlns:pic="http://schemas.openxmlformats.org/drawingml/2006/picture">
+                  <pic:nvPicPr>
+                    <pic:cNvPr id="4" name="Picture 2"/>
+                    <pic:cNvPicPr>
+                      <a:picLocks noChangeAspect="1"/>
+                    </pic:cNvPicPr>
+                  </pic:nvPicPr>
+                  <pic:blipFill>
+                    <a:blip r:embed="rId10"/>
+                    <a:stretch>
+                      <a:fillRect/>
+                    </a:stretch>
+                  </pic:blipFill>
+                  <pic:spPr>
+                    <a:xfrm>
+                      <a:off x="0" y="0"/>
+                      <a:ext cx="5754370" cy="4091305"/>
+                    </a:xfrm>
+                    <a:prstGeom prst="rect">
+                      <a:avLst/>
+                    </a:prstGeom>
+                    <a:noFill/>
+                    <a:ln>
+                      <a:noFill/>
+                    </a:ln>
+                  </pic:spPr>
+                </pic:pic>
+              </a:graphicData>
+            </a:graphic>
+          </wp:inline>
+        </w:drawing>
+      </w:r>
+      <w:bookmarkStart w:id="9" w:name="_GoBack"/>
+      <w:bookmarkEnd w:id="9"/>
+    </w:p>
+    <w:p>
+      <w:pPr>
         <w:pStyle w:val="2"/>
         <w:numPr>
           <w:ilvl w:val="0"/>
@@ -5686,8 +5740,8 @@
           <w:lang w:val="vi-VN"/>
         </w:rPr>
       </w:pPr>
-      <w:bookmarkStart w:id="3" w:name="_Toc70598018"/>
-      <w:bookmarkStart w:id="4" w:name="_Toc184648201"/>
+      <w:bookmarkStart w:id="3" w:name="_Toc184648201"/>
+      <w:bookmarkStart w:id="4" w:name="_Toc70598018"/>
       <w:r>
         <w:rPr>
           <w:rFonts w:ascii="Times New Roman" w:hAnsi="Times New Roman" w:cs="Times New Roman"/>
@@ -33889,14 +33943,6 @@
       </w:tblGrid>
       <w:tr>
         <w:tblPrEx>
-          <w:tblBorders>
-            <w:top w:val="single" w:color="auto" w:sz="4" w:space="0"/>
-            <w:left w:val="single" w:color="auto" w:sz="4" w:space="0"/>
-            <w:bottom w:val="single" w:color="auto" w:sz="4" w:space="0"/>
-            <w:right w:val="single" w:color="auto" w:sz="4" w:space="0"/>
-            <w:insideH w:val="single" w:color="auto" w:sz="4" w:space="0"/>
-            <w:insideV w:val="single" w:color="auto" w:sz="4" w:space="0"/>
-          </w:tblBorders>
           <w:tblCellMar>
             <w:top w:w="0" w:type="dxa"/>
             <w:left w:w="108" w:type="dxa"/>
@@ -41738,14 +41784,6 @@
       </w:tblGrid>
       <w:tr>
         <w:tblPrEx>
-          <w:tblBorders>
-            <w:top w:val="single" w:color="auto" w:sz="4" w:space="0"/>
-            <w:left w:val="single" w:color="auto" w:sz="4" w:space="0"/>
-            <w:bottom w:val="single" w:color="auto" w:sz="4" w:space="0"/>
-            <w:right w:val="single" w:color="auto" w:sz="4" w:space="0"/>
-            <w:insideH w:val="single" w:color="auto" w:sz="4" w:space="0"/>
-            <w:insideV w:val="single" w:color="auto" w:sz="4" w:space="0"/>
-          </w:tblBorders>
           <w:tblCellMar>
             <w:top w:w="0" w:type="dxa"/>
             <w:left w:w="108" w:type="dxa"/>
@@ -42997,7 +43035,7 @@
                     </pic:cNvPicPr>
                   </pic:nvPicPr>
                   <pic:blipFill>
-                    <a:blip r:embed="rId10"/>
+                    <a:blip r:embed="rId11"/>
                     <a:stretch>
                       <a:fillRect/>
                     </a:stretch>
